--- a/fra/docx/022.content.docx
+++ b/fra/docx/022.content.docx
@@ -941,114 +941,84 @@
           <w:lang w:val="fr_FR" w:bidi="fr_FR"/>
         </w:rPr>
       </w:r>
-      <w:hyperlink r:id="rId13">
-        <w:r>
-          <w:rPr>
-            <w:lang w:val="fr_FR" w:bidi="fr_FR"/>
-          </w:rPr>
-          <w:rPr>
-            <w:color w:val="0000EE"/>
-            <w:u w:val="single"/>
-          </w:rPr>
-          <w:t>Genèse 10.2–5</w:t>
-        </w:r>
-      </w:hyperlink>
-    </w:p>
-    <w:p>
-      <w:pPr>
-        <w:pStyle w:val="ListBullet"/>
-        <w:spacing w:line="240" w:lineRule="auto"/>
-        <w:ind w:left="720"/>
-      </w:pPr>
-      <w:r>
-        <w:rPr>
-          <w:lang w:val="fr_FR" w:bidi="fr_FR"/>
-        </w:rPr>
-      </w:r>
-      <w:hyperlink r:id="rId14">
-        <w:r>
-          <w:rPr>
-            <w:lang w:val="fr_FR" w:bidi="fr_FR"/>
-          </w:rPr>
-          <w:rPr>
-            <w:color w:val="0000EE"/>
-            <w:u w:val="single"/>
-          </w:rPr>
-          <w:t>Ésaïe 2.16</w:t>
-        </w:r>
-      </w:hyperlink>
-    </w:p>
-    <w:p>
-      <w:pPr>
-        <w:pStyle w:val="ListBullet"/>
-        <w:spacing w:line="240" w:lineRule="auto"/>
-        <w:ind w:left="720"/>
-      </w:pPr>
-      <w:r>
-        <w:rPr>
-          <w:lang w:val="fr_FR" w:bidi="fr_FR"/>
-        </w:rPr>
-      </w:r>
-      <w:hyperlink r:id="rId15">
-        <w:r>
-          <w:rPr>
-            <w:lang w:val="fr_FR" w:bidi="fr_FR"/>
-          </w:rPr>
-          <w:rPr>
-            <w:color w:val="0000EE"/>
-            <w:u w:val="single"/>
-          </w:rPr>
-          <w:t>Jérémie 10.9</w:t>
-        </w:r>
-      </w:hyperlink>
-    </w:p>
-    <w:p>
-      <w:pPr>
-        <w:pStyle w:val="ListBullet"/>
-        <w:spacing w:line="240" w:lineRule="auto"/>
-        <w:ind w:left="720"/>
-      </w:pPr>
-      <w:r>
-        <w:rPr>
-          <w:lang w:val="fr_FR" w:bidi="fr_FR"/>
-        </w:rPr>
-      </w:r>
-      <w:hyperlink r:id="rId16">
-        <w:r>
-          <w:rPr>
-            <w:lang w:val="fr_FR" w:bidi="fr_FR"/>
-          </w:rPr>
-          <w:rPr>
-            <w:color w:val="0000EE"/>
-            <w:u w:val="single"/>
-          </w:rPr>
-          <w:t>Jonas 1.3</w:t>
-        </w:r>
-      </w:hyperlink>
-    </w:p>
-    <w:p>
-      <w:pPr>
-        <w:pStyle w:val="ListBullet"/>
-        <w:spacing w:line="240" w:lineRule="auto"/>
-        <w:ind w:left="720"/>
-      </w:pPr>
-      <w:r>
-        <w:rPr>
-          <w:lang w:val="fr_FR" w:bidi="fr_FR"/>
-        </w:rPr>
-      </w:r>
-      <w:hyperlink r:id="rId17">
-        <w:r>
-          <w:rPr>
-            <w:lang w:val="fr_FR" w:bidi="fr_FR"/>
-          </w:rPr>
-          <w:rPr>
-            <w:color w:val="0000EE"/>
-            <w:u w:val="single"/>
-          </w:rPr>
-          <w:t>Psaume 48.7</w:t>
-        </w:r>
-      </w:hyperlink>
+      <w:r>
+        <w:rPr>
+          <w:lang w:val="fr_FR" w:bidi="fr_FR"/>
+        </w:rPr>
+        <w:t>Genèse 10.2–5</w:t>
+      </w:r>
+    </w:p>
+    <w:p>
+      <w:pPr>
+        <w:pStyle w:val="ListBullet"/>
+        <w:spacing w:line="240" w:lineRule="auto"/>
+        <w:ind w:left="720"/>
+      </w:pPr>
+      <w:r>
+        <w:rPr>
+          <w:lang w:val="fr_FR" w:bidi="fr_FR"/>
+        </w:rPr>
+      </w:r>
+      <w:r>
+        <w:rPr>
+          <w:lang w:val="fr_FR" w:bidi="fr_FR"/>
+        </w:rPr>
+        <w:t>Ésaïe 2.16</w:t>
+      </w:r>
+    </w:p>
+    <w:p>
+      <w:pPr>
+        <w:pStyle w:val="ListBullet"/>
+        <w:spacing w:line="240" w:lineRule="auto"/>
+        <w:ind w:left="720"/>
+      </w:pPr>
+      <w:r>
+        <w:rPr>
+          <w:lang w:val="fr_FR" w:bidi="fr_FR"/>
+        </w:rPr>
+      </w:r>
+      <w:r>
+        <w:rPr>
+          <w:lang w:val="fr_FR" w:bidi="fr_FR"/>
+        </w:rPr>
+        <w:t>Jérémie 10.9</w:t>
+      </w:r>
+    </w:p>
+    <w:p>
+      <w:pPr>
+        <w:pStyle w:val="ListBullet"/>
+        <w:spacing w:line="240" w:lineRule="auto"/>
+        <w:ind w:left="720"/>
+      </w:pPr>
+      <w:r>
+        <w:rPr>
+          <w:lang w:val="fr_FR" w:bidi="fr_FR"/>
+        </w:rPr>
+      </w:r>
+      <w:r>
+        <w:rPr>
+          <w:lang w:val="fr_FR" w:bidi="fr_FR"/>
+        </w:rPr>
+        <w:t>Jonas 1.3</w:t>
+      </w:r>
+    </w:p>
+    <w:p>
+      <w:pPr>
+        <w:pStyle w:val="ListBullet"/>
+        <w:spacing w:line="240" w:lineRule="auto"/>
+        <w:ind w:left="720"/>
+      </w:pPr>
+      <w:r>
+        <w:rPr>
+          <w:lang w:val="fr_FR" w:bidi="fr_FR"/>
+        </w:rPr>
+      </w:r>
+      <w:r>
+        <w:rPr>
+          <w:lang w:val="fr_FR" w:bidi="fr_FR"/>
+        </w:rPr>
+        <w:t>Psaume 48.7</w:t>
+      </w:r>
     </w:p>
     <w:p>
       <w:pPr>
@@ -1931,138 +1901,102 @@
           <w:lang w:val="fr_FR" w:bidi="fr_FR"/>
         </w:rPr>
       </w:r>
-      <w:hyperlink r:id="rId18">
-        <w:r>
-          <w:rPr>
-            <w:lang w:val="fr_FR" w:bidi="fr_FR"/>
-          </w:rPr>
-          <w:rPr>
-            <w:color w:val="0000EE"/>
-            <w:u w:val="single"/>
-          </w:rPr>
-          <w:t>Actes 3.2</w:t>
-        </w:r>
-      </w:hyperlink>
-    </w:p>
-    <w:p>
-      <w:pPr>
-        <w:pStyle w:val="ListBullet"/>
-        <w:spacing w:line="240" w:lineRule="auto"/>
-        <w:ind w:left="720"/>
-      </w:pPr>
-      <w:r>
-        <w:rPr>
-          <w:lang w:val="fr_FR" w:bidi="fr_FR"/>
-        </w:rPr>
-      </w:r>
-      <w:hyperlink r:id="rId19">
-        <w:r>
-          <w:rPr>
-            <w:lang w:val="fr_FR" w:bidi="fr_FR"/>
-          </w:rPr>
-          <w:rPr>
-            <w:color w:val="0000EE"/>
-            <w:u w:val="single"/>
-          </w:rPr>
-          <w:t>Actes 3.8</w:t>
-        </w:r>
-      </w:hyperlink>
-    </w:p>
-    <w:p>
-      <w:pPr>
-        <w:pStyle w:val="ListBullet"/>
-        <w:spacing w:line="240" w:lineRule="auto"/>
-        <w:ind w:left="720"/>
-      </w:pPr>
-      <w:r>
-        <w:rPr>
-          <w:lang w:val="fr_FR" w:bidi="fr_FR"/>
-        </w:rPr>
-      </w:r>
-      <w:hyperlink r:id="rId20">
-        <w:r>
-          <w:rPr>
-            <w:lang w:val="fr_FR" w:bidi="fr_FR"/>
-          </w:rPr>
-          <w:rPr>
-            <w:color w:val="0000EE"/>
-            <w:u w:val="single"/>
-          </w:rPr>
-          <w:t>Ézéchiel 45.18–20</w:t>
-        </w:r>
-      </w:hyperlink>
-    </w:p>
-    <w:p>
-      <w:pPr>
-        <w:pStyle w:val="ListBullet"/>
-        <w:spacing w:line="240" w:lineRule="auto"/>
-        <w:ind w:left="720"/>
-      </w:pPr>
-      <w:r>
-        <w:rPr>
-          <w:lang w:val="fr_FR" w:bidi="fr_FR"/>
-        </w:rPr>
-      </w:r>
-      <w:hyperlink r:id="rId21">
-        <w:r>
-          <w:rPr>
-            <w:lang w:val="fr_FR" w:bidi="fr_FR"/>
-          </w:rPr>
-          <w:rPr>
-            <w:color w:val="0000EE"/>
-            <w:u w:val="single"/>
-          </w:rPr>
-          <w:t>Luc 19.46</w:t>
-        </w:r>
-      </w:hyperlink>
-    </w:p>
-    <w:p>
-      <w:pPr>
-        <w:pStyle w:val="ListBullet"/>
-        <w:spacing w:line="240" w:lineRule="auto"/>
-        <w:ind w:left="720"/>
-      </w:pPr>
-      <w:r>
-        <w:rPr>
-          <w:lang w:val="fr_FR" w:bidi="fr_FR"/>
-        </w:rPr>
-      </w:r>
-      <w:hyperlink r:id="rId22">
-        <w:r>
-          <w:rPr>
-            <w:lang w:val="fr_FR" w:bidi="fr_FR"/>
-          </w:rPr>
-          <w:rPr>
-            <w:color w:val="0000EE"/>
-            <w:u w:val="single"/>
-          </w:rPr>
-          <w:t>Néhémie 10.28</w:t>
-        </w:r>
-      </w:hyperlink>
-    </w:p>
-    <w:p>
-      <w:pPr>
-        <w:pStyle w:val="ListBullet"/>
-        <w:spacing w:line="240" w:lineRule="auto"/>
-        <w:ind w:left="720"/>
-      </w:pPr>
-      <w:r>
-        <w:rPr>
-          <w:lang w:val="fr_FR" w:bidi="fr_FR"/>
-        </w:rPr>
-      </w:r>
-      <w:hyperlink r:id="rId23">
-        <w:r>
-          <w:rPr>
-            <w:lang w:val="fr_FR" w:bidi="fr_FR"/>
-          </w:rPr>
-          <w:rPr>
-            <w:color w:val="0000EE"/>
-            <w:u w:val="single"/>
-          </w:rPr>
-          <w:t>Psaume 79.1–3</w:t>
-        </w:r>
-      </w:hyperlink>
+      <w:r>
+        <w:rPr>
+          <w:lang w:val="fr_FR" w:bidi="fr_FR"/>
+        </w:rPr>
+        <w:t>Actes 3.2</w:t>
+      </w:r>
+    </w:p>
+    <w:p>
+      <w:pPr>
+        <w:pStyle w:val="ListBullet"/>
+        <w:spacing w:line="240" w:lineRule="auto"/>
+        <w:ind w:left="720"/>
+      </w:pPr>
+      <w:r>
+        <w:rPr>
+          <w:lang w:val="fr_FR" w:bidi="fr_FR"/>
+        </w:rPr>
+      </w:r>
+      <w:r>
+        <w:rPr>
+          <w:lang w:val="fr_FR" w:bidi="fr_FR"/>
+        </w:rPr>
+        <w:t>Actes 3.8</w:t>
+      </w:r>
+    </w:p>
+    <w:p>
+      <w:pPr>
+        <w:pStyle w:val="ListBullet"/>
+        <w:spacing w:line="240" w:lineRule="auto"/>
+        <w:ind w:left="720"/>
+      </w:pPr>
+      <w:r>
+        <w:rPr>
+          <w:lang w:val="fr_FR" w:bidi="fr_FR"/>
+        </w:rPr>
+      </w:r>
+      <w:r>
+        <w:rPr>
+          <w:lang w:val="fr_FR" w:bidi="fr_FR"/>
+        </w:rPr>
+        <w:t>Ézéchiel 45.18–20</w:t>
+      </w:r>
+    </w:p>
+    <w:p>
+      <w:pPr>
+        <w:pStyle w:val="ListBullet"/>
+        <w:spacing w:line="240" w:lineRule="auto"/>
+        <w:ind w:left="720"/>
+      </w:pPr>
+      <w:r>
+        <w:rPr>
+          <w:lang w:val="fr_FR" w:bidi="fr_FR"/>
+        </w:rPr>
+      </w:r>
+      <w:r>
+        <w:rPr>
+          <w:lang w:val="fr_FR" w:bidi="fr_FR"/>
+        </w:rPr>
+        <w:t>Luc 19.46</w:t>
+      </w:r>
+    </w:p>
+    <w:p>
+      <w:pPr>
+        <w:pStyle w:val="ListBullet"/>
+        <w:spacing w:line="240" w:lineRule="auto"/>
+        <w:ind w:left="720"/>
+      </w:pPr>
+      <w:r>
+        <w:rPr>
+          <w:lang w:val="fr_FR" w:bidi="fr_FR"/>
+        </w:rPr>
+      </w:r>
+      <w:r>
+        <w:rPr>
+          <w:lang w:val="fr_FR" w:bidi="fr_FR"/>
+        </w:rPr>
+        <w:t>Néhémie 10.28</w:t>
+      </w:r>
+    </w:p>
+    <w:p>
+      <w:pPr>
+        <w:pStyle w:val="ListBullet"/>
+        <w:spacing w:line="240" w:lineRule="auto"/>
+        <w:ind w:left="720"/>
+      </w:pPr>
+      <w:r>
+        <w:rPr>
+          <w:lang w:val="fr_FR" w:bidi="fr_FR"/>
+        </w:rPr>
+      </w:r>
+      <w:r>
+        <w:rPr>
+          <w:lang w:val="fr_FR" w:bidi="fr_FR"/>
+        </w:rPr>
+        <w:t>Psaume 79.1–3</w:t>
+      </w:r>
     </w:p>
     <w:p>
       <w:pPr>
@@ -6043,90 +5977,66 @@
           <w:lang w:val="fr_FR" w:bidi="fr_FR"/>
         </w:rPr>
       </w:r>
-      <w:hyperlink r:id="rId24">
-        <w:r>
-          <w:rPr>
-            <w:lang w:val="fr_FR" w:bidi="fr_FR"/>
-          </w:rPr>
-          <w:rPr>
-            <w:color w:val="0000EE"/>
-            <w:u w:val="single"/>
-          </w:rPr>
-          <w:t>2 Timothée 4.10</w:t>
-        </w:r>
-      </w:hyperlink>
-    </w:p>
-    <w:p>
-      <w:pPr>
-        <w:pStyle w:val="ListBullet"/>
-        <w:spacing w:line="240" w:lineRule="auto"/>
-        <w:ind w:left="720"/>
-      </w:pPr>
-      <w:r>
-        <w:rPr>
-          <w:lang w:val="fr_FR" w:bidi="fr_FR"/>
-        </w:rPr>
-      </w:r>
-      <w:hyperlink r:id="rId25">
-        <w:r>
-          <w:rPr>
-            <w:lang w:val="fr_FR" w:bidi="fr_FR"/>
-          </w:rPr>
-          <w:rPr>
-            <w:color w:val="0000EE"/>
-            <w:u w:val="single"/>
-          </w:rPr>
-          <w:t>Galates 2.1–2</w:t>
-        </w:r>
-      </w:hyperlink>
-    </w:p>
-    <w:p>
-      <w:pPr>
-        <w:pStyle w:val="ListBullet"/>
-        <w:spacing w:line="240" w:lineRule="auto"/>
-        <w:ind w:left="720"/>
-      </w:pPr>
-      <w:r>
-        <w:rPr>
-          <w:lang w:val="fr_FR" w:bidi="fr_FR"/>
-        </w:rPr>
-      </w:r>
-      <w:hyperlink r:id="rId26">
-        <w:r>
-          <w:rPr>
-            <w:lang w:val="fr_FR" w:bidi="fr_FR"/>
-          </w:rPr>
-          <w:rPr>
-            <w:color w:val="0000EE"/>
-            <w:u w:val="single"/>
-          </w:rPr>
-          <w:t>Galates 2.3–5</w:t>
-        </w:r>
-      </w:hyperlink>
-    </w:p>
-    <w:p>
-      <w:pPr>
-        <w:pStyle w:val="ListBullet"/>
-        <w:spacing w:line="240" w:lineRule="auto"/>
-        <w:ind w:left="720"/>
-      </w:pPr>
-      <w:r>
-        <w:rPr>
-          <w:lang w:val="fr_FR" w:bidi="fr_FR"/>
-        </w:rPr>
-      </w:r>
-      <w:hyperlink r:id="rId27">
-        <w:r>
-          <w:rPr>
-            <w:lang w:val="fr_FR" w:bidi="fr_FR"/>
-          </w:rPr>
-          <w:rPr>
-            <w:color w:val="0000EE"/>
-            <w:u w:val="single"/>
-          </w:rPr>
-          <w:t>Tite 1.4</w:t>
-        </w:r>
-      </w:hyperlink>
+      <w:r>
+        <w:rPr>
+          <w:lang w:val="fr_FR" w:bidi="fr_FR"/>
+        </w:rPr>
+        <w:t>2 Timothée 4.10</w:t>
+      </w:r>
+    </w:p>
+    <w:p>
+      <w:pPr>
+        <w:pStyle w:val="ListBullet"/>
+        <w:spacing w:line="240" w:lineRule="auto"/>
+        <w:ind w:left="720"/>
+      </w:pPr>
+      <w:r>
+        <w:rPr>
+          <w:lang w:val="fr_FR" w:bidi="fr_FR"/>
+        </w:rPr>
+      </w:r>
+      <w:r>
+        <w:rPr>
+          <w:lang w:val="fr_FR" w:bidi="fr_FR"/>
+        </w:rPr>
+        <w:t>Galates 2.1–2</w:t>
+      </w:r>
+    </w:p>
+    <w:p>
+      <w:pPr>
+        <w:pStyle w:val="ListBullet"/>
+        <w:spacing w:line="240" w:lineRule="auto"/>
+        <w:ind w:left="720"/>
+      </w:pPr>
+      <w:r>
+        <w:rPr>
+          <w:lang w:val="fr_FR" w:bidi="fr_FR"/>
+        </w:rPr>
+      </w:r>
+      <w:r>
+        <w:rPr>
+          <w:lang w:val="fr_FR" w:bidi="fr_FR"/>
+        </w:rPr>
+        <w:t>Galates 2.3–5</w:t>
+      </w:r>
+    </w:p>
+    <w:p>
+      <w:pPr>
+        <w:pStyle w:val="ListBullet"/>
+        <w:spacing w:line="240" w:lineRule="auto"/>
+        <w:ind w:left="720"/>
+      </w:pPr>
+      <w:r>
+        <w:rPr>
+          <w:lang w:val="fr_FR" w:bidi="fr_FR"/>
+        </w:rPr>
+      </w:r>
+      <w:r>
+        <w:rPr>
+          <w:lang w:val="fr_FR" w:bidi="fr_FR"/>
+        </w:rPr>
+        <w:t>Tite 1.4</w:t>
+      </w:r>
     </w:p>
     <w:p>
       <w:pPr>
@@ -8657,162 +8567,120 @@
           <w:lang w:val="fr_FR" w:bidi="fr_FR"/>
         </w:rPr>
       </w:r>
-      <w:hyperlink r:id="rId28">
-        <w:r>
-          <w:rPr>
-            <w:lang w:val="fr_FR" w:bidi="fr_FR"/>
-          </w:rPr>
-          <w:rPr>
-            <w:color w:val="0000EE"/>
-            <w:u w:val="single"/>
-          </w:rPr>
-          <w:t>2 Rois 20.4–5</w:t>
-        </w:r>
-      </w:hyperlink>
-    </w:p>
-    <w:p>
-      <w:pPr>
-        <w:pStyle w:val="ListBullet"/>
-        <w:spacing w:line="240" w:lineRule="auto"/>
-        <w:ind w:left="720"/>
-      </w:pPr>
-      <w:r>
-        <w:rPr>
-          <w:lang w:val="fr_FR" w:bidi="fr_FR"/>
-        </w:rPr>
-      </w:r>
-      <w:hyperlink r:id="rId29">
-        <w:r>
-          <w:rPr>
-            <w:lang w:val="fr_FR" w:bidi="fr_FR"/>
-          </w:rPr>
-          <w:rPr>
-            <w:color w:val="0000EE"/>
-            <w:u w:val="single"/>
-          </w:rPr>
-          <w:t>Exode 27.9</w:t>
-        </w:r>
-      </w:hyperlink>
-    </w:p>
-    <w:p>
-      <w:pPr>
-        <w:pStyle w:val="ListBullet"/>
-        <w:spacing w:line="240" w:lineRule="auto"/>
-        <w:ind w:left="720"/>
-      </w:pPr>
-      <w:r>
-        <w:rPr>
-          <w:lang w:val="fr_FR" w:bidi="fr_FR"/>
-        </w:rPr>
-      </w:r>
-      <w:hyperlink r:id="rId30">
-        <w:r>
-          <w:rPr>
-            <w:lang w:val="fr_FR" w:bidi="fr_FR"/>
-          </w:rPr>
-          <w:rPr>
-            <w:color w:val="0000EE"/>
-            <w:u w:val="single"/>
-          </w:rPr>
-          <w:t>Jérémie 19.14–15</w:t>
-        </w:r>
-      </w:hyperlink>
-    </w:p>
-    <w:p>
-      <w:pPr>
-        <w:pStyle w:val="ListBullet"/>
-        <w:spacing w:line="240" w:lineRule="auto"/>
-        <w:ind w:left="720"/>
-      </w:pPr>
-      <w:r>
-        <w:rPr>
-          <w:lang w:val="fr_FR" w:bidi="fr_FR"/>
-        </w:rPr>
-      </w:r>
-      <w:hyperlink r:id="rId31">
-        <w:r>
-          <w:rPr>
-            <w:lang w:val="fr_FR" w:bidi="fr_FR"/>
-          </w:rPr>
-          <w:rPr>
-            <w:color w:val="0000EE"/>
-            <w:u w:val="single"/>
-          </w:rPr>
-          <w:t>Luc 22.55</w:t>
-        </w:r>
-      </w:hyperlink>
-    </w:p>
-    <w:p>
-      <w:pPr>
-        <w:pStyle w:val="ListBullet"/>
-        <w:spacing w:line="240" w:lineRule="auto"/>
-        <w:ind w:left="720"/>
-      </w:pPr>
-      <w:r>
-        <w:rPr>
-          <w:lang w:val="fr_FR" w:bidi="fr_FR"/>
-        </w:rPr>
-      </w:r>
-      <w:hyperlink r:id="rId32">
-        <w:r>
-          <w:rPr>
-            <w:lang w:val="fr_FR" w:bidi="fr_FR"/>
-          </w:rPr>
-          <w:rPr>
-            <w:color w:val="0000EE"/>
-            <w:u w:val="single"/>
-          </w:rPr>
-          <w:t>Matthieu 26.69–70</w:t>
-        </w:r>
-      </w:hyperlink>
-    </w:p>
-    <w:p>
-      <w:pPr>
-        <w:pStyle w:val="ListBullet"/>
-        <w:spacing w:line="240" w:lineRule="auto"/>
-        <w:ind w:left="720"/>
-      </w:pPr>
-      <w:r>
-        <w:rPr>
-          <w:lang w:val="fr_FR" w:bidi="fr_FR"/>
-        </w:rPr>
-      </w:r>
-      <w:hyperlink r:id="rId33">
-        <w:r>
-          <w:rPr>
-            <w:lang w:val="fr_FR" w:bidi="fr_FR"/>
-          </w:rPr>
-          <w:rPr>
-            <w:color w:val="0000EE"/>
-            <w:u w:val="single"/>
-          </w:rPr>
-          <w:t>Nombres 3.26</w:t>
-        </w:r>
-      </w:hyperlink>
-    </w:p>
-    <w:p>
-      <w:pPr>
-        <w:pStyle w:val="ListBullet"/>
-        <w:spacing w:line="240" w:lineRule="auto"/>
-        <w:ind w:left="720"/>
-      </w:pPr>
-      <w:r>
-        <w:rPr>
-          <w:lang w:val="fr_FR" w:bidi="fr_FR"/>
-        </w:rPr>
-      </w:r>
-      <w:hyperlink r:id="rId34">
-        <w:r>
-          <w:rPr>
-            <w:lang w:val="fr_FR" w:bidi="fr_FR"/>
-          </w:rPr>
-          <w:rPr>
-            <w:color w:val="0000EE"/>
-            <w:u w:val="single"/>
-          </w:rPr>
-          <w:t>Psaumes 65.4</w:t>
-        </w:r>
-      </w:hyperlink>
+      <w:r>
+        <w:rPr>
+          <w:lang w:val="fr_FR" w:bidi="fr_FR"/>
+        </w:rPr>
+        <w:t>2 Rois 20.4–5</w:t>
+      </w:r>
+    </w:p>
+    <w:p>
+      <w:pPr>
+        <w:pStyle w:val="ListBullet"/>
+        <w:spacing w:line="240" w:lineRule="auto"/>
+        <w:ind w:left="720"/>
+      </w:pPr>
+      <w:r>
+        <w:rPr>
+          <w:lang w:val="fr_FR" w:bidi="fr_FR"/>
+        </w:rPr>
+      </w:r>
+      <w:r>
+        <w:rPr>
+          <w:lang w:val="fr_FR" w:bidi="fr_FR"/>
+        </w:rPr>
+        <w:t>Exode 27.9</w:t>
+      </w:r>
+    </w:p>
+    <w:p>
+      <w:pPr>
+        <w:pStyle w:val="ListBullet"/>
+        <w:spacing w:line="240" w:lineRule="auto"/>
+        <w:ind w:left="720"/>
+      </w:pPr>
+      <w:r>
+        <w:rPr>
+          <w:lang w:val="fr_FR" w:bidi="fr_FR"/>
+        </w:rPr>
+      </w:r>
+      <w:r>
+        <w:rPr>
+          <w:lang w:val="fr_FR" w:bidi="fr_FR"/>
+        </w:rPr>
+        <w:t>Jérémie 19.14–15</w:t>
+      </w:r>
+    </w:p>
+    <w:p>
+      <w:pPr>
+        <w:pStyle w:val="ListBullet"/>
+        <w:spacing w:line="240" w:lineRule="auto"/>
+        <w:ind w:left="720"/>
+      </w:pPr>
+      <w:r>
+        <w:rPr>
+          <w:lang w:val="fr_FR" w:bidi="fr_FR"/>
+        </w:rPr>
+      </w:r>
+      <w:r>
+        <w:rPr>
+          <w:lang w:val="fr_FR" w:bidi="fr_FR"/>
+        </w:rPr>
+        <w:t>Luc 22.55</w:t>
+      </w:r>
+    </w:p>
+    <w:p>
+      <w:pPr>
+        <w:pStyle w:val="ListBullet"/>
+        <w:spacing w:line="240" w:lineRule="auto"/>
+        <w:ind w:left="720"/>
+      </w:pPr>
+      <w:r>
+        <w:rPr>
+          <w:lang w:val="fr_FR" w:bidi="fr_FR"/>
+        </w:rPr>
+      </w:r>
+      <w:r>
+        <w:rPr>
+          <w:lang w:val="fr_FR" w:bidi="fr_FR"/>
+        </w:rPr>
+        <w:t>Matthieu 26.69–70</w:t>
+      </w:r>
+    </w:p>
+    <w:p>
+      <w:pPr>
+        <w:pStyle w:val="ListBullet"/>
+        <w:spacing w:line="240" w:lineRule="auto"/>
+        <w:ind w:left="720"/>
+      </w:pPr>
+      <w:r>
+        <w:rPr>
+          <w:lang w:val="fr_FR" w:bidi="fr_FR"/>
+        </w:rPr>
+      </w:r>
+      <w:r>
+        <w:rPr>
+          <w:lang w:val="fr_FR" w:bidi="fr_FR"/>
+        </w:rPr>
+        <w:t>Nombres 3.26</w:t>
+      </w:r>
+    </w:p>
+    <w:p>
+      <w:pPr>
+        <w:pStyle w:val="ListBullet"/>
+        <w:spacing w:line="240" w:lineRule="auto"/>
+        <w:ind w:left="720"/>
+      </w:pPr>
+      <w:r>
+        <w:rPr>
+          <w:lang w:val="fr_FR" w:bidi="fr_FR"/>
+        </w:rPr>
+      </w:r>
+      <w:r>
+        <w:rPr>
+          <w:lang w:val="fr_FR" w:bidi="fr_FR"/>
+        </w:rPr>
+        <w:t>Psaumes 65.4</w:t>
+      </w:r>
     </w:p>
     <w:p>
       <w:pPr>
@@ -10332,66 +10200,48 @@
           <w:lang w:val="fr_FR" w:bidi="fr_FR"/>
         </w:rPr>
       </w:r>
-      <w:hyperlink r:id="rId35">
-        <w:r>
-          <w:rPr>
-            <w:lang w:val="fr_FR" w:bidi="fr_FR"/>
-          </w:rPr>
-          <w:rPr>
-            <w:color w:val="0000EE"/>
-            <w:u w:val="single"/>
-          </w:rPr>
-          <w:t>2 Timothée 4.11–13</w:t>
-        </w:r>
-      </w:hyperlink>
-    </w:p>
-    <w:p>
-      <w:pPr>
-        <w:pStyle w:val="ListBullet"/>
-        <w:spacing w:line="240" w:lineRule="auto"/>
-        <w:ind w:left="720"/>
-      </w:pPr>
-      <w:r>
-        <w:rPr>
-          <w:lang w:val="fr_FR" w:bidi="fr_FR"/>
-        </w:rPr>
-      </w:r>
-      <w:hyperlink r:id="rId36">
-        <w:r>
-          <w:rPr>
-            <w:lang w:val="fr_FR" w:bidi="fr_FR"/>
-          </w:rPr>
-          <w:rPr>
-            <w:color w:val="0000EE"/>
-            <w:u w:val="single"/>
-          </w:rPr>
-          <w:t>Colossiens 4.7</w:t>
-        </w:r>
-      </w:hyperlink>
-    </w:p>
-    <w:p>
-      <w:pPr>
-        <w:pStyle w:val="ListBullet"/>
-        <w:spacing w:line="240" w:lineRule="auto"/>
-        <w:ind w:left="720"/>
-      </w:pPr>
-      <w:r>
-        <w:rPr>
-          <w:lang w:val="fr_FR" w:bidi="fr_FR"/>
-        </w:rPr>
-      </w:r>
-      <w:hyperlink r:id="rId37">
-        <w:r>
-          <w:rPr>
-            <w:lang w:val="fr_FR" w:bidi="fr_FR"/>
-          </w:rPr>
-          <w:rPr>
-            <w:color w:val="0000EE"/>
-            <w:u w:val="single"/>
-          </w:rPr>
-          <w:t>Tite 3.12</w:t>
-        </w:r>
-      </w:hyperlink>
+      <w:r>
+        <w:rPr>
+          <w:lang w:val="fr_FR" w:bidi="fr_FR"/>
+        </w:rPr>
+        <w:t>2 Timothée 4.11–13</w:t>
+      </w:r>
+    </w:p>
+    <w:p>
+      <w:pPr>
+        <w:pStyle w:val="ListBullet"/>
+        <w:spacing w:line="240" w:lineRule="auto"/>
+        <w:ind w:left="720"/>
+      </w:pPr>
+      <w:r>
+        <w:rPr>
+          <w:lang w:val="fr_FR" w:bidi="fr_FR"/>
+        </w:rPr>
+      </w:r>
+      <w:r>
+        <w:rPr>
+          <w:lang w:val="fr_FR" w:bidi="fr_FR"/>
+        </w:rPr>
+        <w:t>Colossiens 4.7</w:t>
+      </w:r>
+    </w:p>
+    <w:p>
+      <w:pPr>
+        <w:pStyle w:val="ListBullet"/>
+        <w:spacing w:line="240" w:lineRule="auto"/>
+        <w:ind w:left="720"/>
+      </w:pPr>
+      <w:r>
+        <w:rPr>
+          <w:lang w:val="fr_FR" w:bidi="fr_FR"/>
+        </w:rPr>
+      </w:r>
+      <w:r>
+        <w:rPr>
+          <w:lang w:val="fr_FR" w:bidi="fr_FR"/>
+        </w:rPr>
+        <w:t>Tite 3.12</w:t>
+      </w:r>
     </w:p>
     <w:p>
       <w:pPr>
